--- a/simplified subset/ANDY_KIM_PROJECT_PLAN.docx
+++ b/simplified subset/ANDY_KIM_PROJECT_PLAN.docx
@@ -13,16 +13,7 @@
         <w:pStyle w:val="Heading1"/>
       </w:pPr>
       <w:r>
-        <w:t xml:space="preserve">MN prediction </w:t>
-      </w:r>
-      <w:r>
-        <w:t>project</w:t>
-      </w:r>
-      <w:r>
-        <w:t xml:space="preserve"> extensions </w:t>
-      </w:r>
-      <w:r>
-        <w:t xml:space="preserve"> on the simplified subset</w:t>
+        <w:t>MN prediction project extensions  on the simplified subset</w:t>
       </w:r>
     </w:p>
     <w:p>
@@ -573,10 +564,7 @@
         <w:pStyle w:val="BodyText"/>
       </w:pPr>
       <w:r>
-        <w:t>Output could be a</w:t>
-      </w:r>
-      <w:r>
-        <w:t xml:space="preserve"> table or curve showing the share of high-burden districts correctly flagged, within a country and when transported to a new one, compared with an ordinary error-minimising model. </w:t>
+        <w:t xml:space="preserve">Output could be a table or curve showing the share of high-burden districts correctly flagged, within a country and when transported to a new one, compared with an ordinary error-minimising model. </w:t>
       </w:r>
     </w:p>
     <w:p>
@@ -585,8 +573,21 @@
       </w:pPr>
       <w:bookmarkStart w:id="4" w:name="Xf40d058a710ec70be275b488f595daf24f961af"/>
       <w:bookmarkEnd w:id="3"/>
-      <w:r>
-        <w:t>Task 2: anchoring transported predictions to a known national prevalence</w:t>
+      <w:commentRangeStart w:id="5"/>
+      <w:r>
+        <w:t>Task 2</w:t>
+      </w:r>
+      <w:commentRangeEnd w:id="5"/>
+      <w:r>
+        <w:rPr>
+          <w:rStyle w:val="CommentReference"/>
+          <w:sz w:val="32"/>
+          <w:szCs w:val="32"/>
+        </w:rPr>
+        <w:commentReference w:id="5"/>
+      </w:r>
+      <w:r>
+        <w:t>: anchoring transported predictions to a known national prevalence</w:t>
       </w:r>
     </w:p>
     <w:p>
@@ -626,35 +627,14 @@
         <w:pStyle w:val="BodyText"/>
       </w:pPr>
       <w:r>
-        <w:t>The output should be a</w:t>
-      </w:r>
-      <w:r>
-        <w:t xml:space="preserve"> clear measure of how much of the transport level error a single national anchor removes. This addresses Alan’s calibration suggestion directly and tests </w:t>
-      </w:r>
-      <w:r>
-        <w:t xml:space="preserve">my </w:t>
-      </w:r>
-      <w:r>
-        <w:t>finding</w:t>
-      </w:r>
-      <w:r>
-        <w:t xml:space="preserve"> so</w:t>
-      </w:r>
-      <w:r>
-        <w:t xml:space="preserve"> that transport mostly fails on </w:t>
-      </w:r>
-      <w:r>
-        <w:t>absolute predictions</w:t>
-      </w:r>
-      <w:r>
-        <w:t>, not on ranking.</w:t>
+        <w:t>The output should be a clear measure of how much of the transport level error a single national anchor removes. This addresses Alan’s calibration suggestion directly and tests my finding so that transport mostly fails on absolute predictions, not on ranking.</w:t>
       </w:r>
     </w:p>
     <w:p>
       <w:pPr>
         <w:pStyle w:val="Heading2"/>
       </w:pPr>
-      <w:bookmarkStart w:id="5" w:name="Xe541580aca071c5a1bf4a2017b1f26eb7b805ee"/>
+      <w:bookmarkStart w:id="6" w:name="Xe541580aca071c5a1bf4a2017b1f26eb7b805ee"/>
       <w:bookmarkEnd w:id="4"/>
       <w:r>
         <w:t>Task 3: a proper model for proportions, with sampling weights</w:t>
@@ -709,24 +689,15 @@
         <w:pStyle w:val="BodyText"/>
       </w:pPr>
       <w:r>
-        <w:t>Output should be</w:t>
-      </w:r>
-      <w:r>
-        <w:t xml:space="preserve"> </w:t>
-      </w:r>
-      <w:r>
-        <w:t>e</w:t>
-      </w:r>
-      <w:r>
-        <w:t>vidence on whether the proper proportion model gives better-calibrated and more stable predictions, especially for low-prevalence outcomes such as vitamin A or B12 in women.</w:t>
+        <w:t>Output should be evidence on whether the proper proportion model gives better-calibrated and more stable predictions, especially for low-prevalence outcomes such as vitamin A or B12 in women.</w:t>
       </w:r>
     </w:p>
     <w:p>
       <w:pPr>
         <w:pStyle w:val="Heading2"/>
       </w:pPr>
-      <w:bookmarkStart w:id="6" w:name="X5aec69895198fb01552fccb84ed84777fc47e70"/>
-      <w:bookmarkEnd w:id="5"/>
+      <w:bookmarkStart w:id="7" w:name="X5aec69895198fb01552fccb84ed84777fc47e70"/>
+      <w:bookmarkEnd w:id="6"/>
       <w:r>
         <w:t>Task 4: uncertainty on each estimate, and where to survey next</w:t>
       </w:r>
@@ -760,18 +731,15 @@
         <w:pStyle w:val="BodyText"/>
       </w:pPr>
       <w:r>
-        <w:t xml:space="preserve">Make </w:t>
-      </w:r>
-      <w:r>
-        <w:t>A ranked list of districts that would most improve the map if surveyed next, demonstrated on at least one outcome.</w:t>
+        <w:t>Make A ranked list of districts that would most improve the map if surveyed next, demonstrated on at least one outcome.</w:t>
       </w:r>
     </w:p>
     <w:p>
       <w:pPr>
         <w:pStyle w:val="Heading2"/>
       </w:pPr>
-      <w:bookmarkStart w:id="7" w:name="X30d1ed23bc9aa5f6657f7f9721cebf5f79d607d"/>
-      <w:bookmarkEnd w:id="6"/>
+      <w:bookmarkStart w:id="8" w:name="X30d1ed23bc9aa5f6657f7f9721cebf5f79d607d"/>
+      <w:bookmarkEnd w:id="7"/>
       <w:r>
         <w:lastRenderedPageBreak/>
         <w:t>Task 5: borrowing strength across deficiencies (sequential modelling)</w:t>
@@ -790,26 +758,17 @@
         <w:pStyle w:val="BodyText"/>
       </w:pPr>
       <w:r>
-        <w:t>T</w:t>
-      </w:r>
-      <w:r>
-        <w:t>est the within-country version first and treat the cross-country version as exploratory.</w:t>
-      </w:r>
-      <w:r>
-        <w:t xml:space="preserve"> Make </w:t>
-      </w:r>
-      <w:r>
-        <w:t>A comparison, per outcome, of prediction accuracy with proxies only versus proxies plus the earlier outcomes, reported separately for within-country and for transport. The clearest expected gains are for the data-poorest outcomes (zinc, B12), which have the most to borrow.</w:t>
+        <w:t>Test the within-country version first and treat the cross-country version as exploratory. Make A comparison, per outcome, of prediction accuracy with proxies only versus proxies plus the earlier outcomes, reported separately for within-country and for transport. The clearest expected gains are for the data-poorest outcomes (zinc, B12), which have the most to borrow.</w:t>
       </w:r>
     </w:p>
     <w:p>
       <w:pPr>
         <w:pStyle w:val="FirstParagraph"/>
       </w:pPr>
-      <w:bookmarkStart w:id="8" w:name="Xb35ac522e03378e441eeab368e560261f620368"/>
+      <w:bookmarkStart w:id="9" w:name="Xb35ac522e03378e441eeab368e560261f620368"/>
       <w:bookmarkEnd w:id="0"/>
-      <w:bookmarkEnd w:id="7"/>
       <w:bookmarkEnd w:id="8"/>
+      <w:bookmarkEnd w:id="9"/>
     </w:p>
     <w:sectPr>
       <w:pgSz w:w="12240" w:h="15840"/>
@@ -818,6 +777,42 @@
     </w:sectPr>
   </w:body>
 </w:document>
+</file>
+
+<file path=word/comments.xml><?xml version="1.0" encoding="utf-8"?>
+<w:comments xmlns:wpc="http://schemas.microsoft.com/office/word/2010/wordprocessingCanvas" xmlns:cx="http://schemas.microsoft.com/office/drawing/2014/chartex" xmlns:cx1="http://schemas.microsoft.com/office/drawing/2015/9/8/chartex" xmlns:cx2="http://schemas.microsoft.com/office/drawing/2015/10/21/chartex" xmlns:cx3="http://schemas.microsoft.com/office/drawing/2016/5/9/chartex" xmlns:cx4="http://schemas.microsoft.com/office/drawing/2016/5/10/chartex" xmlns:cx5="http://schemas.microsoft.com/office/drawing/2016/5/11/chartex" xmlns:cx6="http://schemas.microsoft.com/office/drawing/2016/5/12/chartex" xmlns:cx7="http://schemas.microsoft.com/office/drawing/2016/5/13/chartex" xmlns:cx8="http://schemas.microsoft.com/office/drawing/2016/5/14/chartex" xmlns:mc="http://schemas.openxmlformats.org/markup-compatibility/2006" xmlns:aink="http://schemas.microsoft.com/office/drawing/2016/ink" xmlns:am3d="http://schemas.microsoft.com/office/drawing/2017/model3d" xmlns:o="urn:schemas-microsoft-com:office:office" xmlns:oel="http://schemas.microsoft.com/office/2019/extlst" xmlns:r="http://schemas.openxmlformats.org/officeDocument/2006/relationships" xmlns:m="http://schemas.openxmlformats.org/officeDocument/2006/math" xmlns:v="urn:schemas-microsoft-com:vml" xmlns:wp14="http://schemas.microsoft.com/office/word/2010/wordprocessingDrawing" xmlns:wp="http://schemas.openxmlformats.org/drawingml/2006/wordprocessingDrawing" xmlns:w10="urn:schemas-microsoft-com:office:word" xmlns:w="http://schemas.openxmlformats.org/wordprocessingml/2006/main" xmlns:w14="http://schemas.microsoft.com/office/word/2010/wordml" xmlns:w15="http://schemas.microsoft.com/office/word/2012/wordml" xmlns:w16cex="http://schemas.microsoft.com/office/word/2018/wordml/cex" xmlns:w16cid="http://schemas.microsoft.com/office/word/2016/wordml/cid" xmlns:w16="http://schemas.microsoft.com/office/word/2018/wordml" xmlns:w16du="http://schemas.microsoft.com/office/word/2023/wordml/word16du" xmlns:w16sdtdh="http://schemas.microsoft.com/office/word/2020/wordml/sdtdatahash" xmlns:w16sdtfl="http://schemas.microsoft.com/office/word/2024/wordml/sdtformatlock" xmlns:w16se="http://schemas.microsoft.com/office/word/2015/wordml/symex" xmlns:wpg="http://schemas.microsoft.com/office/word/2010/wordprocessingGroup" xmlns:wpi="http://schemas.microsoft.com/office/word/2010/wordprocessingInk" xmlns:wne="http://schemas.microsoft.com/office/word/2006/wordml" xmlns:wps="http://schemas.microsoft.com/office/word/2010/wordprocessingShape" mc:Ignorable="w14 w15 w16se w16cid w16 w16cex w16sdtdh w16sdtfl w16du wp14">
+  <w:comment w:id="5" w:author="Andrew Mertens" w:date="2026-06-26T12:32:00Z" w:initials="AM">
+    <w:p>
+      <w:pPr>
+        <w:pStyle w:val="CommentText"/>
+      </w:pPr>
+      <w:r>
+        <w:rPr>
+          <w:rStyle w:val="CommentReference"/>
+        </w:rPr>
+        <w:annotationRef/>
+      </w:r>
+    </w:p>
+  </w:comment>
+</w:comments>
+</file>
+
+<file path=word/commentsExtended.xml><?xml version="1.0" encoding="utf-8"?>
+<w15:commentsEx xmlns:wpc="http://schemas.microsoft.com/office/word/2010/wordprocessingCanvas" xmlns:cx="http://schemas.microsoft.com/office/drawing/2014/chartex" xmlns:cx1="http://schemas.microsoft.com/office/drawing/2015/9/8/chartex" xmlns:cx2="http://schemas.microsoft.com/office/drawing/2015/10/21/chartex" xmlns:cx3="http://schemas.microsoft.com/office/drawing/2016/5/9/chartex" xmlns:cx4="http://schemas.microsoft.com/office/drawing/2016/5/10/chartex" xmlns:cx5="http://schemas.microsoft.com/office/drawing/2016/5/11/chartex" xmlns:cx6="http://schemas.microsoft.com/office/drawing/2016/5/12/chartex" xmlns:cx7="http://schemas.microsoft.com/office/drawing/2016/5/13/chartex" xmlns:cx8="http://schemas.microsoft.com/office/drawing/2016/5/14/chartex" xmlns:mc="http://schemas.openxmlformats.org/markup-compatibility/2006" xmlns:aink="http://schemas.microsoft.com/office/drawing/2016/ink" xmlns:am3d="http://schemas.microsoft.com/office/drawing/2017/model3d" xmlns:o="urn:schemas-microsoft-com:office:office" xmlns:oel="http://schemas.microsoft.com/office/2019/extlst" xmlns:r="http://schemas.openxmlformats.org/officeDocument/2006/relationships" xmlns:m="http://schemas.openxmlformats.org/officeDocument/2006/math" xmlns:v="urn:schemas-microsoft-com:vml" xmlns:wp14="http://schemas.microsoft.com/office/word/2010/wordprocessingDrawing" xmlns:wp="http://schemas.openxmlformats.org/drawingml/2006/wordprocessingDrawing" xmlns:w10="urn:schemas-microsoft-com:office:word" xmlns:w="http://schemas.openxmlformats.org/wordprocessingml/2006/main" xmlns:w14="http://schemas.microsoft.com/office/word/2010/wordml" xmlns:w15="http://schemas.microsoft.com/office/word/2012/wordml" xmlns:w16cex="http://schemas.microsoft.com/office/word/2018/wordml/cex" xmlns:w16cid="http://schemas.microsoft.com/office/word/2016/wordml/cid" xmlns:w16="http://schemas.microsoft.com/office/word/2018/wordml" xmlns:w16du="http://schemas.microsoft.com/office/word/2023/wordml/word16du" xmlns:w16sdtdh="http://schemas.microsoft.com/office/word/2020/wordml/sdtdatahash" xmlns:w16sdtfl="http://schemas.microsoft.com/office/word/2024/wordml/sdtformatlock" xmlns:w16se="http://schemas.microsoft.com/office/word/2015/wordml/symex" xmlns:wpg="http://schemas.microsoft.com/office/word/2010/wordprocessingGroup" xmlns:wpi="http://schemas.microsoft.com/office/word/2010/wordprocessingInk" xmlns:wne="http://schemas.microsoft.com/office/word/2006/wordml" xmlns:wps="http://schemas.microsoft.com/office/word/2010/wordprocessingShape" mc:Ignorable="w14 w15 w16se w16cid w16 w16cex w16sdtdh w16sdtfl w16du wp14">
+  <w15:commentEx w15:paraId="6AA44905" w15:done="0"/>
+</w15:commentsEx>
+</file>
+
+<file path=word/commentsExtensible.xml><?xml version="1.0" encoding="utf-8"?>
+<w16cex:commentsExtensible xmlns:wpc="http://schemas.microsoft.com/office/word/2010/wordprocessingCanvas" xmlns:cx="http://schemas.microsoft.com/office/drawing/2014/chartex" xmlns:cx1="http://schemas.microsoft.com/office/drawing/2015/9/8/chartex" xmlns:cx2="http://schemas.microsoft.com/office/drawing/2015/10/21/chartex" xmlns:cx3="http://schemas.microsoft.com/office/drawing/2016/5/9/chartex" xmlns:cx4="http://schemas.microsoft.com/office/drawing/2016/5/10/chartex" xmlns:cx5="http://schemas.microsoft.com/office/drawing/2016/5/11/chartex" xmlns:cx6="http://schemas.microsoft.com/office/drawing/2016/5/12/chartex" xmlns:cx7="http://schemas.microsoft.com/office/drawing/2016/5/13/chartex" xmlns:cx8="http://schemas.microsoft.com/office/drawing/2016/5/14/chartex" xmlns:cr="http://schemas.microsoft.com/office/comments/2020/reactions" xmlns:mc="http://schemas.openxmlformats.org/markup-compatibility/2006" xmlns:aink="http://schemas.microsoft.com/office/drawing/2016/ink" xmlns:am3d="http://schemas.microsoft.com/office/drawing/2017/model3d" xmlns:o="urn:schemas-microsoft-com:office:office" xmlns:oel="http://schemas.microsoft.com/office/2019/extlst" xmlns:r="http://schemas.openxmlformats.org/officeDocument/2006/relationships" xmlns:m="http://schemas.openxmlformats.org/officeDocument/2006/math" xmlns:v="urn:schemas-microsoft-com:vml" xmlns:wp14="http://schemas.microsoft.com/office/word/2010/wordprocessingDrawing" xmlns:wp="http://schemas.openxmlformats.org/drawingml/2006/wordprocessingDrawing" xmlns:w10="urn:schemas-microsoft-com:office:word" xmlns:w="http://schemas.openxmlformats.org/wordprocessingml/2006/main" xmlns:w14="http://schemas.microsoft.com/office/word/2010/wordml" xmlns:w15="http://schemas.microsoft.com/office/word/2012/wordml" xmlns:w16cex="http://schemas.microsoft.com/office/word/2018/wordml/cex" xmlns:w16cid="http://schemas.microsoft.com/office/word/2016/wordml/cid" xmlns:w16="http://schemas.microsoft.com/office/word/2018/wordml" xmlns:w16du="http://schemas.microsoft.com/office/word/2023/wordml/word16du" xmlns:w16sdtdh="http://schemas.microsoft.com/office/word/2020/wordml/sdtdatahash" xmlns:w16sdtfl="http://schemas.microsoft.com/office/word/2024/wordml/sdtformatlock" xmlns:w16se="http://schemas.microsoft.com/office/word/2015/wordml/symex" xmlns:wpg="http://schemas.microsoft.com/office/word/2010/wordprocessingGroup" xmlns:wpi="http://schemas.microsoft.com/office/word/2010/wordprocessingInk" xmlns:wne="http://schemas.microsoft.com/office/word/2006/wordml" xmlns:wps="http://schemas.microsoft.com/office/word/2010/wordprocessingShape" mc:Ignorable="w14 w15 w16se w16cid w16 w16cex w16sdtdh w16sdtfl cr w16du wp14">
+  <w16cex:commentExtensible w16cex:durableId="4BFE337E" w16cex:dateUtc="2026-06-26T19:32:00Z"/>
+</w16cex:commentsExtensible>
+</file>
+
+<file path=word/commentsIds.xml><?xml version="1.0" encoding="utf-8"?>
+<w16cid:commentsIds xmlns:wpc="http://schemas.microsoft.com/office/word/2010/wordprocessingCanvas" xmlns:cx="http://schemas.microsoft.com/office/drawing/2014/chartex" xmlns:cx1="http://schemas.microsoft.com/office/drawing/2015/9/8/chartex" xmlns:cx2="http://schemas.microsoft.com/office/drawing/2015/10/21/chartex" xmlns:cx3="http://schemas.microsoft.com/office/drawing/2016/5/9/chartex" xmlns:cx4="http://schemas.microsoft.com/office/drawing/2016/5/10/chartex" xmlns:cx5="http://schemas.microsoft.com/office/drawing/2016/5/11/chartex" xmlns:cx6="http://schemas.microsoft.com/office/drawing/2016/5/12/chartex" xmlns:cx7="http://schemas.microsoft.com/office/drawing/2016/5/13/chartex" xmlns:cx8="http://schemas.microsoft.com/office/drawing/2016/5/14/chartex" xmlns:mc="http://schemas.openxmlformats.org/markup-compatibility/2006" xmlns:aink="http://schemas.microsoft.com/office/drawing/2016/ink" xmlns:am3d="http://schemas.microsoft.com/office/drawing/2017/model3d" xmlns:o="urn:schemas-microsoft-com:office:office" xmlns:oel="http://schemas.microsoft.com/office/2019/extlst" xmlns:r="http://schemas.openxmlformats.org/officeDocument/2006/relationships" xmlns:m="http://schemas.openxmlformats.org/officeDocument/2006/math" xmlns:v="urn:schemas-microsoft-com:vml" xmlns:wp14="http://schemas.microsoft.com/office/word/2010/wordprocessingDrawing" xmlns:wp="http://schemas.openxmlformats.org/drawingml/2006/wordprocessingDrawing" xmlns:w10="urn:schemas-microsoft-com:office:word" xmlns:w="http://schemas.openxmlformats.org/wordprocessingml/2006/main" xmlns:w14="http://schemas.microsoft.com/office/word/2010/wordml" xmlns:w15="http://schemas.microsoft.com/office/word/2012/wordml" xmlns:w16cex="http://schemas.microsoft.com/office/word/2018/wordml/cex" xmlns:w16cid="http://schemas.microsoft.com/office/word/2016/wordml/cid" xmlns:w16="http://schemas.microsoft.com/office/word/2018/wordml" xmlns:w16du="http://schemas.microsoft.com/office/word/2023/wordml/word16du" xmlns:w16sdtdh="http://schemas.microsoft.com/office/word/2020/wordml/sdtdatahash" xmlns:w16sdtfl="http://schemas.microsoft.com/office/word/2024/wordml/sdtformatlock" xmlns:w16se="http://schemas.microsoft.com/office/word/2015/wordml/symex" xmlns:wpg="http://schemas.microsoft.com/office/word/2010/wordprocessingGroup" xmlns:wpi="http://schemas.microsoft.com/office/word/2010/wordprocessingInk" xmlns:wne="http://schemas.microsoft.com/office/word/2006/wordml" xmlns:wps="http://schemas.microsoft.com/office/word/2010/wordprocessingShape" mc:Ignorable="w14 w15 w16se w16cid w16 w16cex w16sdtdh w16sdtfl w16du wp14">
+  <w16cid:commentId w16cid:paraId="6AA44905" w16cid:durableId="4BFE337E"/>
+</w16cid:commentsIds>
 </file>
 
 <file path=word/numbering.xml><?xml version="1.0" encoding="utf-8"?>
@@ -1013,6 +1008,14 @@
     <w:abstractNumId w:val="1"/>
   </w:num>
 </w:numbering>
+</file>
+
+<file path=word/people.xml><?xml version="1.0" encoding="utf-8"?>
+<w15:people xmlns:wpc="http://schemas.microsoft.com/office/word/2010/wordprocessingCanvas" xmlns:cx="http://schemas.microsoft.com/office/drawing/2014/chartex" xmlns:cx1="http://schemas.microsoft.com/office/drawing/2015/9/8/chartex" xmlns:cx2="http://schemas.microsoft.com/office/drawing/2015/10/21/chartex" xmlns:cx3="http://schemas.microsoft.com/office/drawing/2016/5/9/chartex" xmlns:cx4="http://schemas.microsoft.com/office/drawing/2016/5/10/chartex" xmlns:cx5="http://schemas.microsoft.com/office/drawing/2016/5/11/chartex" xmlns:cx6="http://schemas.microsoft.com/office/drawing/2016/5/12/chartex" xmlns:cx7="http://schemas.microsoft.com/office/drawing/2016/5/13/chartex" xmlns:cx8="http://schemas.microsoft.com/office/drawing/2016/5/14/chartex" xmlns:mc="http://schemas.openxmlformats.org/markup-compatibility/2006" xmlns:aink="http://schemas.microsoft.com/office/drawing/2016/ink" xmlns:am3d="http://schemas.microsoft.com/office/drawing/2017/model3d" xmlns:o="urn:schemas-microsoft-com:office:office" xmlns:oel="http://schemas.microsoft.com/office/2019/extlst" xmlns:r="http://schemas.openxmlformats.org/officeDocument/2006/relationships" xmlns:m="http://schemas.openxmlformats.org/officeDocument/2006/math" xmlns:v="urn:schemas-microsoft-com:vml" xmlns:wp14="http://schemas.microsoft.com/office/word/2010/wordprocessingDrawing" xmlns:wp="http://schemas.openxmlformats.org/drawingml/2006/wordprocessingDrawing" xmlns:w10="urn:schemas-microsoft-com:office:word" xmlns:w="http://schemas.openxmlformats.org/wordprocessingml/2006/main" xmlns:w14="http://schemas.microsoft.com/office/word/2010/wordml" xmlns:w15="http://schemas.microsoft.com/office/word/2012/wordml" xmlns:w16cex="http://schemas.microsoft.com/office/word/2018/wordml/cex" xmlns:w16cid="http://schemas.microsoft.com/office/word/2016/wordml/cid" xmlns:w16="http://schemas.microsoft.com/office/word/2018/wordml" xmlns:w16du="http://schemas.microsoft.com/office/word/2023/wordml/word16du" xmlns:w16sdtdh="http://schemas.microsoft.com/office/word/2020/wordml/sdtdatahash" xmlns:w16sdtfl="http://schemas.microsoft.com/office/word/2024/wordml/sdtformatlock" xmlns:w16se="http://schemas.microsoft.com/office/word/2015/wordml/symex" xmlns:wpg="http://schemas.microsoft.com/office/word/2010/wordprocessingGroup" xmlns:wpi="http://schemas.microsoft.com/office/word/2010/wordprocessingInk" xmlns:wne="http://schemas.microsoft.com/office/word/2006/wordml" xmlns:wps="http://schemas.microsoft.com/office/word/2010/wordprocessingShape" mc:Ignorable="w14 w15 w16se w16cid w16 w16cex w16sdtdh w16sdtfl w16du wp14">
+  <w15:person w15:author="Andrew Mertens">
+    <w15:presenceInfo w15:providerId="AD" w15:userId="S::amertens@BERKELEY.EDU::40cc52c3-f288-42ba-b8ef-bfc4fa2900b9"/>
+  </w15:person>
+</w15:people>
 </file>
 
 <file path=word/styles.xml><?xml version="1.0" encoding="utf-8"?>
@@ -2223,6 +2226,58 @@
     <w:rPr>
       <w:rFonts w:ascii="Consolas" w:hAnsi="Consolas"/>
       <w:sz w:val="22"/>
+    </w:rPr>
+  </w:style>
+  <w:style w:type="character" w:styleId="CommentReference">
+    <w:name w:val="annotation reference"/>
+    <w:basedOn w:val="DefaultParagraphFont"/>
+    <w:rsid w:val="00BE5C23"/>
+    <w:rPr>
+      <w:sz w:val="16"/>
+      <w:szCs w:val="16"/>
+    </w:rPr>
+  </w:style>
+  <w:style w:type="paragraph" w:styleId="CommentText">
+    <w:name w:val="annotation text"/>
+    <w:basedOn w:val="Normal"/>
+    <w:link w:val="CommentTextChar"/>
+    <w:rsid w:val="00BE5C23"/>
+    <w:rPr>
+      <w:sz w:val="20"/>
+      <w:szCs w:val="20"/>
+    </w:rPr>
+  </w:style>
+  <w:style w:type="character" w:customStyle="1" w:styleId="CommentTextChar">
+    <w:name w:val="Comment Text Char"/>
+    <w:basedOn w:val="DefaultParagraphFont"/>
+    <w:link w:val="CommentText"/>
+    <w:rsid w:val="00BE5C23"/>
+    <w:rPr>
+      <w:sz w:val="20"/>
+      <w:szCs w:val="20"/>
+    </w:rPr>
+  </w:style>
+  <w:style w:type="paragraph" w:styleId="CommentSubject">
+    <w:name w:val="annotation subject"/>
+    <w:basedOn w:val="CommentText"/>
+    <w:next w:val="CommentText"/>
+    <w:link w:val="CommentSubjectChar"/>
+    <w:rsid w:val="00BE5C23"/>
+    <w:rPr>
+      <w:b/>
+      <w:bCs/>
+    </w:rPr>
+  </w:style>
+  <w:style w:type="character" w:customStyle="1" w:styleId="CommentSubjectChar">
+    <w:name w:val="Comment Subject Char"/>
+    <w:basedOn w:val="CommentTextChar"/>
+    <w:link w:val="CommentSubject"/>
+    <w:rsid w:val="00BE5C23"/>
+    <w:rPr>
+      <w:b/>
+      <w:bCs/>
+      <w:sz w:val="20"/>
+      <w:szCs w:val="20"/>
     </w:rPr>
   </w:style>
 </w:styles>
